--- a/01-projects/001-from-wildfires-to-regeneration/04-publication/IT/IT-Proposta-di-Partnership-Strategica-Marcegaglia.docx
+++ b/01-projects/001-from-wildfires-to-regeneration/04-publication/IT/IT-Proposta-di-Partnership-Strategica-Marcegaglia.docx
@@ -527,12 +527,13 @@
         <w:sz w:val="14"/>
         <w:szCs w:val="14"/>
       </w:rPr>
-      <w:t xml:space="preserve">STRATEGIC PARTNER PROPOSAL   ·   MARCEGAGLIA   ·   </w:t>
+      <w:t xml:space="preserve">PROPOSTA DI PARTNERSHIP STRATEGICA – MARCEGAGLIA   ·   FROM WILDFIRES TO REGENERATION   ·   </w:t>
     </w:r>
     <w:r>
       <w:rPr>
         <w:rFonts w:ascii="Avenir" w:eastAsia="Avenir" w:hAnsi="Avenir" w:cs="Avenir"/>
         <w:color w:val="A8A296"/>
+        <w:spacing w:val="10"/>
         <w:sz w:val="14"/>
         <w:szCs w:val="14"/>
       </w:rPr>
@@ -542,15 +543,17 @@
       <w:rPr>
         <w:rFonts w:ascii="Avenir" w:eastAsia="Avenir" w:hAnsi="Avenir" w:cs="Avenir"/>
         <w:color w:val="A8A296"/>
+        <w:spacing w:val="10"/>
         <w:sz w:val="14"/>
         <w:szCs w:val="14"/>
       </w:rPr>
-      <w:instrText>PAGE</w:instrText>
+      <w:instrText xml:space="preserve"> PAGE  \* MERGEFORMAT </w:instrText>
     </w:r>
     <w:r>
       <w:rPr>
         <w:rFonts w:ascii="Avenir" w:eastAsia="Avenir" w:hAnsi="Avenir" w:cs="Avenir"/>
         <w:color w:val="A8A296"/>
+        <w:spacing w:val="10"/>
         <w:sz w:val="14"/>
         <w:szCs w:val="14"/>
       </w:rPr>
@@ -561,15 +564,17 @@
         <w:rFonts w:ascii="Avenir" w:eastAsia="Avenir" w:hAnsi="Avenir" w:cs="Avenir"/>
         <w:noProof/>
         <w:color w:val="A8A296"/>
+        <w:spacing w:val="10"/>
         <w:sz w:val="14"/>
         <w:szCs w:val="14"/>
       </w:rPr>
-      <w:t>1</w:t>
+      <w:t>2</w:t>
     </w:r>
     <w:r>
       <w:rPr>
         <w:rFonts w:ascii="Avenir" w:eastAsia="Avenir" w:hAnsi="Avenir" w:cs="Avenir"/>
         <w:color w:val="A8A296"/>
+        <w:spacing w:val="10"/>
         <w:sz w:val="14"/>
         <w:szCs w:val="14"/>
       </w:rPr>
